--- a/IGI/LR3/report.docx
+++ b/IGI/LR3/report.docx
@@ -11,7 +11,7 @@
           <w:b/>
           <w:sz w:val="32"/>
           <w:szCs w:val="32"/>
-          <w:lang w:val="en-US"/>
+          <w:lang w:val="ru-RU"/>
         </w:rPr>
       </w:pPr>
       <w:r>
@@ -42,7 +42,7 @@
           <w:b/>
           <w:sz w:val="32"/>
           <w:szCs w:val="32"/>
-          <w:lang w:val="en-US"/>
+          <w:lang w:val="ru-RU"/>
         </w:rPr>
       </w:pPr>
     </w:p>
@@ -62,7 +62,7 @@
           <w:b/>
           <w:sz w:val="28"/>
           <w:szCs w:val="28"/>
-          <w:lang w:val="en-US"/>
+          <w:lang w:val="ru-RU"/>
         </w:rPr>
         <w:t>:</w:t>
       </w:r>
@@ -96,7 +96,7 @@
           <w:rFonts w:ascii="Times New Roman" w:eastAsia="Times New Roman" w:hAnsi="Times New Roman" w:cs="Times New Roman"/>
           <w:sz w:val="28"/>
           <w:szCs w:val="28"/>
-          <w:lang w:val="en-US"/>
+          <w:lang w:val="ru-RU"/>
         </w:rPr>
         <w:t>4</w:t>
       </w:r>
@@ -113,7 +113,7 @@
           <w:rFonts w:ascii="Times New Roman" w:eastAsia="Times New Roman" w:hAnsi="Times New Roman" w:cs="Times New Roman"/>
           <w:sz w:val="28"/>
           <w:szCs w:val="28"/>
-          <w:lang w:val="en-US"/>
+          <w:lang w:val="ru-RU"/>
         </w:rPr>
         <w:t>5</w:t>
       </w:r>
@@ -215,23 +215,658 @@
           <w:lang w:val="ru-RU"/>
         </w:rPr>
       </w:pPr>
-    </w:p>
-    <w:p>
-      <w:pPr>
-        <w:rPr>
-          <w:rFonts w:ascii="Times New Roman" w:eastAsia="Times New Roman" w:hAnsi="Times New Roman" w:cs="Times New Roman"/>
-          <w:sz w:val="28"/>
-          <w:szCs w:val="28"/>
-        </w:rPr>
-      </w:pPr>
+      <w:r>
+        <w:rPr>
+          <w:rFonts w:ascii="Times New Roman" w:eastAsia="Times New Roman" w:hAnsi="Times New Roman" w:cs="Times New Roman"/>
+          <w:sz w:val="28"/>
+          <w:szCs w:val="28"/>
+          <w:lang w:val="ru-RU"/>
+        </w:rPr>
+        <w:drawing>
+          <wp:inline distT="0" distB="0" distL="0" distR="0" wp14:anchorId="5E0CF05C" wp14:editId="2D1F00DE">
+            <wp:extent cx="4418091" cy="4097926"/>
+            <wp:effectExtent l="0" t="0" r="1905" b="4445"/>
+            <wp:docPr id="626444855" name="Рисунок 1" descr="Изображение выглядит как текст, снимок экрана, программное обеспечение, Мультимедийное программное обеспечение&#10;&#10;Автоматически созданное описание"/>
+            <wp:cNvGraphicFramePr>
+              <a:graphicFrameLocks xmlns:a="http://schemas.openxmlformats.org/drawingml/2006/main" noChangeAspect="1"/>
+            </wp:cNvGraphicFramePr>
+            <a:graphic xmlns:a="http://schemas.openxmlformats.org/drawingml/2006/main">
+              <a:graphicData uri="http://schemas.openxmlformats.org/drawingml/2006/picture">
+                <pic:pic xmlns:pic="http://schemas.openxmlformats.org/drawingml/2006/picture">
+                  <pic:nvPicPr>
+                    <pic:cNvPr id="626444855" name="Рисунок 1" descr="Изображение выглядит как текст, снимок экрана, программное обеспечение, Мультимедийное программное обеспечение&#10;&#10;Автоматически созданное описание"/>
+                    <pic:cNvPicPr/>
+                  </pic:nvPicPr>
+                  <pic:blipFill>
+                    <a:blip r:embed="rId7"/>
+                    <a:stretch>
+                      <a:fillRect/>
+                    </a:stretch>
+                  </pic:blipFill>
+                  <pic:spPr>
+                    <a:xfrm>
+                      <a:off x="0" y="0"/>
+                      <a:ext cx="4428362" cy="4107453"/>
+                    </a:xfrm>
+                    <a:prstGeom prst="rect">
+                      <a:avLst/>
+                    </a:prstGeom>
+                  </pic:spPr>
+                </pic:pic>
+              </a:graphicData>
+            </a:graphic>
+          </wp:inline>
+        </w:drawing>
+      </w:r>
+    </w:p>
+    <w:p>
+      <w:pPr>
+        <w:rPr>
+          <w:rFonts w:ascii="Times New Roman" w:eastAsia="Times New Roman" w:hAnsi="Times New Roman" w:cs="Times New Roman"/>
+          <w:sz w:val="28"/>
+          <w:szCs w:val="28"/>
+          <w:lang w:val="en-US"/>
+        </w:rPr>
+      </w:pPr>
+    </w:p>
+    <w:p>
+      <w:pPr>
+        <w:rPr>
+          <w:rFonts w:ascii="Times New Roman" w:eastAsia="Times New Roman" w:hAnsi="Times New Roman" w:cs="Times New Roman"/>
+          <w:sz w:val="28"/>
+          <w:szCs w:val="28"/>
+          <w:lang w:val="en-US"/>
+        </w:rPr>
+      </w:pPr>
+      <w:r>
+        <w:rPr>
+          <w:rFonts w:ascii="Times New Roman" w:eastAsia="Times New Roman" w:hAnsi="Times New Roman" w:cs="Times New Roman"/>
+          <w:noProof/>
+          <w:sz w:val="28"/>
+          <w:szCs w:val="28"/>
+          <w:lang w:val="en-US"/>
+        </w:rPr>
+        <w:drawing>
+          <wp:inline distT="0" distB="0" distL="0" distR="0">
+            <wp:extent cx="5349599" cy="3539905"/>
+            <wp:effectExtent l="0" t="0" r="0" b="3810"/>
+            <wp:docPr id="737449513" name="Рисунок 1" descr="Изображение выглядит как текст, снимок экрана, программное обеспечение, Операционная система&#10;&#10;Автоматически созданное описание"/>
+            <wp:cNvGraphicFramePr>
+              <a:graphicFrameLocks xmlns:a="http://schemas.openxmlformats.org/drawingml/2006/main" noChangeAspect="1"/>
+            </wp:cNvGraphicFramePr>
+            <a:graphic xmlns:a="http://schemas.openxmlformats.org/drawingml/2006/main">
+              <a:graphicData uri="http://schemas.openxmlformats.org/drawingml/2006/picture">
+                <pic:pic xmlns:pic="http://schemas.openxmlformats.org/drawingml/2006/picture">
+                  <pic:nvPicPr>
+                    <pic:cNvPr id="737449513" name="Рисунок 1" descr="Изображение выглядит как текст, снимок экрана, программное обеспечение, Операционная система&#10;&#10;Автоматически созданное описание"/>
+                    <pic:cNvPicPr/>
+                  </pic:nvPicPr>
+                  <pic:blipFill>
+                    <a:blip r:embed="rId8">
+                      <a:extLst>
+                        <a:ext uri="{28A0092B-C50C-407E-A947-70E740481C1C}">
+                          <a14:useLocalDpi xmlns:a14="http://schemas.microsoft.com/office/drawing/2010/main" val="0"/>
+                        </a:ext>
+                      </a:extLst>
+                    </a:blip>
+                    <a:stretch>
+                      <a:fillRect/>
+                    </a:stretch>
+                  </pic:blipFill>
+                  <pic:spPr>
+                    <a:xfrm>
+                      <a:off x="0" y="0"/>
+                      <a:ext cx="5389155" cy="3566080"/>
+                    </a:xfrm>
+                    <a:prstGeom prst="rect">
+                      <a:avLst/>
+                    </a:prstGeom>
+                  </pic:spPr>
+                </pic:pic>
+              </a:graphicData>
+            </a:graphic>
+          </wp:inline>
+        </w:drawing>
+      </w:r>
+    </w:p>
+    <w:p>
+      <w:pPr>
+        <w:rPr>
+          <w:rFonts w:ascii="Times New Roman" w:eastAsia="Times New Roman" w:hAnsi="Times New Roman" w:cs="Times New Roman"/>
+          <w:sz w:val="28"/>
+          <w:szCs w:val="28"/>
+          <w:lang w:val="en-US"/>
+        </w:rPr>
+      </w:pPr>
+      <w:r>
+        <w:rPr>
+          <w:rFonts w:ascii="Times New Roman" w:eastAsia="Times New Roman" w:hAnsi="Times New Roman" w:cs="Times New Roman"/>
+          <w:sz w:val="28"/>
+          <w:szCs w:val="28"/>
+        </w:rPr>
+        <w:lastRenderedPageBreak/>
+        <w:drawing>
+          <wp:inline distT="0" distB="0" distL="0" distR="0" wp14:anchorId="42B90D0E" wp14:editId="136EA147">
+            <wp:extent cx="5941060" cy="2142490"/>
+            <wp:effectExtent l="0" t="0" r="2540" b="3810"/>
+            <wp:docPr id="1723893865" name="Рисунок 1" descr="Изображение выглядит как текст, снимок экрана, Шрифт, программное обеспечение&#10;&#10;Автоматически созданное описание"/>
+            <wp:cNvGraphicFramePr>
+              <a:graphicFrameLocks xmlns:a="http://schemas.openxmlformats.org/drawingml/2006/main" noChangeAspect="1"/>
+            </wp:cNvGraphicFramePr>
+            <a:graphic xmlns:a="http://schemas.openxmlformats.org/drawingml/2006/main">
+              <a:graphicData uri="http://schemas.openxmlformats.org/drawingml/2006/picture">
+                <pic:pic xmlns:pic="http://schemas.openxmlformats.org/drawingml/2006/picture">
+                  <pic:nvPicPr>
+                    <pic:cNvPr id="1723893865" name="Рисунок 1" descr="Изображение выглядит как текст, снимок экрана, Шрифт, программное обеспечение&#10;&#10;Автоматически созданное описание"/>
+                    <pic:cNvPicPr/>
+                  </pic:nvPicPr>
+                  <pic:blipFill>
+                    <a:blip r:embed="rId9"/>
+                    <a:stretch>
+                      <a:fillRect/>
+                    </a:stretch>
+                  </pic:blipFill>
+                  <pic:spPr>
+                    <a:xfrm>
+                      <a:off x="0" y="0"/>
+                      <a:ext cx="5941060" cy="2142490"/>
+                    </a:xfrm>
+                    <a:prstGeom prst="rect">
+                      <a:avLst/>
+                    </a:prstGeom>
+                  </pic:spPr>
+                </pic:pic>
+              </a:graphicData>
+            </a:graphic>
+          </wp:inline>
+        </w:drawing>
+      </w:r>
+    </w:p>
+    <w:p>
+      <w:pPr>
+        <w:rPr>
+          <w:rFonts w:ascii="Times New Roman" w:eastAsia="Times New Roman" w:hAnsi="Times New Roman" w:cs="Times New Roman"/>
+          <w:sz w:val="28"/>
+          <w:szCs w:val="28"/>
+          <w:lang w:val="en-US"/>
+        </w:rPr>
+      </w:pPr>
+    </w:p>
+    <w:p>
+      <w:pPr>
+        <w:rPr>
+          <w:rFonts w:ascii="Times New Roman" w:eastAsia="Times New Roman" w:hAnsi="Times New Roman" w:cs="Times New Roman"/>
+          <w:sz w:val="28"/>
+          <w:szCs w:val="28"/>
+          <w:lang w:val="en-US"/>
+        </w:rPr>
+      </w:pPr>
+      <w:r>
+        <w:rPr>
+          <w:rFonts w:ascii="Times New Roman" w:eastAsia="Times New Roman" w:hAnsi="Times New Roman" w:cs="Times New Roman"/>
+          <w:sz w:val="28"/>
+          <w:szCs w:val="28"/>
+          <w:lang w:val="en-US"/>
+        </w:rPr>
+        <w:drawing>
+          <wp:inline distT="0" distB="0" distL="0" distR="0" wp14:anchorId="54B9D948" wp14:editId="4EEA5D01">
+            <wp:extent cx="5941060" cy="6353810"/>
+            <wp:effectExtent l="0" t="0" r="2540" b="0"/>
+            <wp:docPr id="2093708094" name="Рисунок 1" descr="Изображение выглядит как текст, снимок экрана, программное обеспечение&#10;&#10;Автоматически созданное описание"/>
+            <wp:cNvGraphicFramePr>
+              <a:graphicFrameLocks xmlns:a="http://schemas.openxmlformats.org/drawingml/2006/main" noChangeAspect="1"/>
+            </wp:cNvGraphicFramePr>
+            <a:graphic xmlns:a="http://schemas.openxmlformats.org/drawingml/2006/main">
+              <a:graphicData uri="http://schemas.openxmlformats.org/drawingml/2006/picture">
+                <pic:pic xmlns:pic="http://schemas.openxmlformats.org/drawingml/2006/picture">
+                  <pic:nvPicPr>
+                    <pic:cNvPr id="2093708094" name="Рисунок 1" descr="Изображение выглядит как текст, снимок экрана, программное обеспечение&#10;&#10;Автоматически созданное описание"/>
+                    <pic:cNvPicPr/>
+                  </pic:nvPicPr>
+                  <pic:blipFill>
+                    <a:blip r:embed="rId10"/>
+                    <a:stretch>
+                      <a:fillRect/>
+                    </a:stretch>
+                  </pic:blipFill>
+                  <pic:spPr>
+                    <a:xfrm>
+                      <a:off x="0" y="0"/>
+                      <a:ext cx="5941060" cy="6353810"/>
+                    </a:xfrm>
+                    <a:prstGeom prst="rect">
+                      <a:avLst/>
+                    </a:prstGeom>
+                  </pic:spPr>
+                </pic:pic>
+              </a:graphicData>
+            </a:graphic>
+          </wp:inline>
+        </w:drawing>
+      </w:r>
+    </w:p>
+    <w:p>
+      <w:pPr>
+        <w:rPr>
+          <w:rFonts w:ascii="Times New Roman" w:eastAsia="Times New Roman" w:hAnsi="Times New Roman" w:cs="Times New Roman"/>
+          <w:sz w:val="28"/>
+          <w:szCs w:val="28"/>
+          <w:lang w:val="en-US"/>
+        </w:rPr>
+      </w:pPr>
+    </w:p>
+    <w:p>
+      <w:pPr>
+        <w:rPr>
+          <w:rFonts w:ascii="Times New Roman" w:eastAsia="Times New Roman" w:hAnsi="Times New Roman" w:cs="Times New Roman"/>
+          <w:sz w:val="28"/>
+          <w:szCs w:val="28"/>
+          <w:lang w:val="en-US"/>
+        </w:rPr>
+      </w:pPr>
+    </w:p>
+    <w:p>
+      <w:pPr>
+        <w:rPr>
+          <w:rFonts w:ascii="Times New Roman" w:eastAsia="Times New Roman" w:hAnsi="Times New Roman" w:cs="Times New Roman"/>
+          <w:sz w:val="28"/>
+          <w:szCs w:val="28"/>
+          <w:lang w:val="en-US"/>
+        </w:rPr>
+      </w:pPr>
+      <w:r>
+        <w:rPr>
+          <w:rFonts w:ascii="Times New Roman" w:eastAsia="Times New Roman" w:hAnsi="Times New Roman" w:cs="Times New Roman"/>
+          <w:sz w:val="28"/>
+          <w:szCs w:val="28"/>
+          <w:lang w:val="en-US"/>
+        </w:rPr>
+        <w:lastRenderedPageBreak/>
+        <w:drawing>
+          <wp:inline distT="0" distB="0" distL="0" distR="0" wp14:anchorId="0A51928B" wp14:editId="1E9F734A">
+            <wp:extent cx="4237022" cy="5246009"/>
+            <wp:effectExtent l="0" t="0" r="5080" b="0"/>
+            <wp:docPr id="82328170" name="Рисунок 1" descr="Изображение выглядит как текст, снимок экрана, программное обеспечение&#10;&#10;Автоматически созданное описание"/>
+            <wp:cNvGraphicFramePr>
+              <a:graphicFrameLocks xmlns:a="http://schemas.openxmlformats.org/drawingml/2006/main" noChangeAspect="1"/>
+            </wp:cNvGraphicFramePr>
+            <a:graphic xmlns:a="http://schemas.openxmlformats.org/drawingml/2006/main">
+              <a:graphicData uri="http://schemas.openxmlformats.org/drawingml/2006/picture">
+                <pic:pic xmlns:pic="http://schemas.openxmlformats.org/drawingml/2006/picture">
+                  <pic:nvPicPr>
+                    <pic:cNvPr id="82328170" name="Рисунок 1" descr="Изображение выглядит как текст, снимок экрана, программное обеспечение&#10;&#10;Автоматически созданное описание"/>
+                    <pic:cNvPicPr/>
+                  </pic:nvPicPr>
+                  <pic:blipFill>
+                    <a:blip r:embed="rId11"/>
+                    <a:stretch>
+                      <a:fillRect/>
+                    </a:stretch>
+                  </pic:blipFill>
+                  <pic:spPr>
+                    <a:xfrm>
+                      <a:off x="0" y="0"/>
+                      <a:ext cx="4261050" cy="5275759"/>
+                    </a:xfrm>
+                    <a:prstGeom prst="rect">
+                      <a:avLst/>
+                    </a:prstGeom>
+                  </pic:spPr>
+                </pic:pic>
+              </a:graphicData>
+            </a:graphic>
+          </wp:inline>
+        </w:drawing>
+      </w:r>
+    </w:p>
+    <w:p>
+      <w:pPr>
+        <w:rPr>
+          <w:rFonts w:ascii="Times New Roman" w:eastAsia="Times New Roman" w:hAnsi="Times New Roman" w:cs="Times New Roman"/>
+          <w:sz w:val="28"/>
+          <w:szCs w:val="28"/>
+          <w:lang w:val="en-US"/>
+        </w:rPr>
+      </w:pPr>
+      <w:r>
+        <w:rPr>
+          <w:rFonts w:ascii="Times New Roman" w:eastAsia="Times New Roman" w:hAnsi="Times New Roman" w:cs="Times New Roman"/>
+          <w:sz w:val="28"/>
+          <w:szCs w:val="28"/>
+          <w:lang w:val="en-US"/>
+        </w:rPr>
+        <w:drawing>
+          <wp:inline distT="0" distB="0" distL="0" distR="0" wp14:anchorId="5FE67DD3" wp14:editId="2D6CC559">
+            <wp:extent cx="4164594" cy="4069783"/>
+            <wp:effectExtent l="0" t="0" r="1270" b="0"/>
+            <wp:docPr id="193957659" name="Рисунок 1" descr="Изображение выглядит как текст, снимок экрана, Шрифт&#10;&#10;Автоматически созданное описание"/>
+            <wp:cNvGraphicFramePr>
+              <a:graphicFrameLocks xmlns:a="http://schemas.openxmlformats.org/drawingml/2006/main" noChangeAspect="1"/>
+            </wp:cNvGraphicFramePr>
+            <a:graphic xmlns:a="http://schemas.openxmlformats.org/drawingml/2006/main">
+              <a:graphicData uri="http://schemas.openxmlformats.org/drawingml/2006/picture">
+                <pic:pic xmlns:pic="http://schemas.openxmlformats.org/drawingml/2006/picture">
+                  <pic:nvPicPr>
+                    <pic:cNvPr id="193957659" name="Рисунок 1" descr="Изображение выглядит как текст, снимок экрана, Шрифт&#10;&#10;Автоматически созданное описание"/>
+                    <pic:cNvPicPr/>
+                  </pic:nvPicPr>
+                  <pic:blipFill>
+                    <a:blip r:embed="rId12"/>
+                    <a:stretch>
+                      <a:fillRect/>
+                    </a:stretch>
+                  </pic:blipFill>
+                  <pic:spPr>
+                    <a:xfrm>
+                      <a:off x="0" y="0"/>
+                      <a:ext cx="4189492" cy="4094114"/>
+                    </a:xfrm>
+                    <a:prstGeom prst="rect">
+                      <a:avLst/>
+                    </a:prstGeom>
+                  </pic:spPr>
+                </pic:pic>
+              </a:graphicData>
+            </a:graphic>
+          </wp:inline>
+        </w:drawing>
+      </w:r>
+    </w:p>
+    <w:p>
+      <w:pPr>
+        <w:rPr>
+          <w:rFonts w:ascii="Times New Roman" w:eastAsia="Times New Roman" w:hAnsi="Times New Roman" w:cs="Times New Roman"/>
+          <w:sz w:val="28"/>
+          <w:szCs w:val="28"/>
+          <w:lang w:val="en-US"/>
+        </w:rPr>
+      </w:pPr>
+      <w:r>
+        <w:rPr>
+          <w:rFonts w:ascii="Times New Roman" w:eastAsia="Times New Roman" w:hAnsi="Times New Roman" w:cs="Times New Roman"/>
+          <w:sz w:val="28"/>
+          <w:szCs w:val="28"/>
+          <w:lang w:val="en-US"/>
+        </w:rPr>
+        <w:lastRenderedPageBreak/>
+        <w:drawing>
+          <wp:inline distT="0" distB="0" distL="0" distR="0" wp14:anchorId="306113AC" wp14:editId="2E69AB3F">
+            <wp:extent cx="5941060" cy="3983990"/>
+            <wp:effectExtent l="0" t="0" r="2540" b="3810"/>
+            <wp:docPr id="1173189840" name="Рисунок 1" descr="Изображение выглядит как текст, снимок экрана, программное обеспечение&#10;&#10;Автоматически созданное описание"/>
+            <wp:cNvGraphicFramePr>
+              <a:graphicFrameLocks xmlns:a="http://schemas.openxmlformats.org/drawingml/2006/main" noChangeAspect="1"/>
+            </wp:cNvGraphicFramePr>
+            <a:graphic xmlns:a="http://schemas.openxmlformats.org/drawingml/2006/main">
+              <a:graphicData uri="http://schemas.openxmlformats.org/drawingml/2006/picture">
+                <pic:pic xmlns:pic="http://schemas.openxmlformats.org/drawingml/2006/picture">
+                  <pic:nvPicPr>
+                    <pic:cNvPr id="1173189840" name="Рисунок 1" descr="Изображение выглядит как текст, снимок экрана, программное обеспечение&#10;&#10;Автоматически созданное описание"/>
+                    <pic:cNvPicPr/>
+                  </pic:nvPicPr>
+                  <pic:blipFill>
+                    <a:blip r:embed="rId13"/>
+                    <a:stretch>
+                      <a:fillRect/>
+                    </a:stretch>
+                  </pic:blipFill>
+                  <pic:spPr>
+                    <a:xfrm>
+                      <a:off x="0" y="0"/>
+                      <a:ext cx="5941060" cy="3983990"/>
+                    </a:xfrm>
+                    <a:prstGeom prst="rect">
+                      <a:avLst/>
+                    </a:prstGeom>
+                  </pic:spPr>
+                </pic:pic>
+              </a:graphicData>
+            </a:graphic>
+          </wp:inline>
+        </w:drawing>
+      </w:r>
+    </w:p>
+    <w:p>
+      <w:pPr>
+        <w:rPr>
+          <w:rFonts w:ascii="Times New Roman" w:eastAsia="Times New Roman" w:hAnsi="Times New Roman" w:cs="Times New Roman"/>
+          <w:sz w:val="28"/>
+          <w:szCs w:val="28"/>
+          <w:lang w:val="en-US"/>
+        </w:rPr>
+      </w:pPr>
+      <w:r>
+        <w:rPr>
+          <w:rFonts w:ascii="Times New Roman" w:eastAsia="Times New Roman" w:hAnsi="Times New Roman" w:cs="Times New Roman"/>
+          <w:sz w:val="28"/>
+          <w:szCs w:val="28"/>
+          <w:lang w:val="en-US"/>
+        </w:rPr>
+        <w:drawing>
+          <wp:inline distT="0" distB="0" distL="0" distR="0" wp14:anchorId="203EA923" wp14:editId="0322070C">
+            <wp:extent cx="5941060" cy="4699635"/>
+            <wp:effectExtent l="0" t="0" r="2540" b="0"/>
+            <wp:docPr id="1720965762" name="Рисунок 1" descr="Изображение выглядит как текст, снимок экрана, программное обеспечение, Операционная система&#10;&#10;Автоматически созданное описание"/>
+            <wp:cNvGraphicFramePr>
+              <a:graphicFrameLocks xmlns:a="http://schemas.openxmlformats.org/drawingml/2006/main" noChangeAspect="1"/>
+            </wp:cNvGraphicFramePr>
+            <a:graphic xmlns:a="http://schemas.openxmlformats.org/drawingml/2006/main">
+              <a:graphicData uri="http://schemas.openxmlformats.org/drawingml/2006/picture">
+                <pic:pic xmlns:pic="http://schemas.openxmlformats.org/drawingml/2006/picture">
+                  <pic:nvPicPr>
+                    <pic:cNvPr id="1720965762" name="Рисунок 1" descr="Изображение выглядит как текст, снимок экрана, программное обеспечение, Операционная система&#10;&#10;Автоматически созданное описание"/>
+                    <pic:cNvPicPr/>
+                  </pic:nvPicPr>
+                  <pic:blipFill>
+                    <a:blip r:embed="rId14"/>
+                    <a:stretch>
+                      <a:fillRect/>
+                    </a:stretch>
+                  </pic:blipFill>
+                  <pic:spPr>
+                    <a:xfrm>
+                      <a:off x="0" y="0"/>
+                      <a:ext cx="5941060" cy="4699635"/>
+                    </a:xfrm>
+                    <a:prstGeom prst="rect">
+                      <a:avLst/>
+                    </a:prstGeom>
+                  </pic:spPr>
+                </pic:pic>
+              </a:graphicData>
+            </a:graphic>
+          </wp:inline>
+        </w:drawing>
+      </w:r>
+    </w:p>
+    <w:p>
+      <w:pPr>
+        <w:rPr>
+          <w:rFonts w:ascii="Times New Roman" w:eastAsia="Times New Roman" w:hAnsi="Times New Roman" w:cs="Times New Roman"/>
+          <w:sz w:val="28"/>
+          <w:szCs w:val="28"/>
+          <w:lang w:val="en-US"/>
+        </w:rPr>
+      </w:pPr>
+    </w:p>
+    <w:p>
+      <w:pPr>
+        <w:rPr>
+          <w:rFonts w:ascii="Times New Roman" w:eastAsia="Times New Roman" w:hAnsi="Times New Roman" w:cs="Times New Roman"/>
+          <w:sz w:val="28"/>
+          <w:szCs w:val="28"/>
+          <w:lang w:val="en-US"/>
+        </w:rPr>
+      </w:pPr>
+    </w:p>
+    <w:p>
+      <w:pPr>
+        <w:rPr>
+          <w:rFonts w:ascii="Times New Roman" w:eastAsia="Times New Roman" w:hAnsi="Times New Roman" w:cs="Times New Roman"/>
+          <w:sz w:val="28"/>
+          <w:szCs w:val="28"/>
+          <w:lang w:val="en-US"/>
+        </w:rPr>
+      </w:pPr>
+      <w:r>
+        <w:rPr>
+          <w:rFonts w:ascii="Times New Roman" w:eastAsia="Times New Roman" w:hAnsi="Times New Roman" w:cs="Times New Roman"/>
+          <w:sz w:val="28"/>
+          <w:szCs w:val="28"/>
+          <w:lang w:val="en-US"/>
+        </w:rPr>
+        <w:lastRenderedPageBreak/>
+        <w:drawing>
+          <wp:inline distT="0" distB="0" distL="0" distR="0" wp14:anchorId="6819B594" wp14:editId="657EC114">
+            <wp:extent cx="5941060" cy="5721985"/>
+            <wp:effectExtent l="0" t="0" r="2540" b="5715"/>
+            <wp:docPr id="391378751" name="Рисунок 1" descr="Изображение выглядит как текст, снимок экрана, программное обеспечение&#10;&#10;Автоматически созданное описание"/>
+            <wp:cNvGraphicFramePr>
+              <a:graphicFrameLocks xmlns:a="http://schemas.openxmlformats.org/drawingml/2006/main" noChangeAspect="1"/>
+            </wp:cNvGraphicFramePr>
+            <a:graphic xmlns:a="http://schemas.openxmlformats.org/drawingml/2006/main">
+              <a:graphicData uri="http://schemas.openxmlformats.org/drawingml/2006/picture">
+                <pic:pic xmlns:pic="http://schemas.openxmlformats.org/drawingml/2006/picture">
+                  <pic:nvPicPr>
+                    <pic:cNvPr id="391378751" name="Рисунок 1" descr="Изображение выглядит как текст, снимок экрана, программное обеспечение&#10;&#10;Автоматически созданное описание"/>
+                    <pic:cNvPicPr/>
+                  </pic:nvPicPr>
+                  <pic:blipFill>
+                    <a:blip r:embed="rId15"/>
+                    <a:stretch>
+                      <a:fillRect/>
+                    </a:stretch>
+                  </pic:blipFill>
+                  <pic:spPr>
+                    <a:xfrm>
+                      <a:off x="0" y="0"/>
+                      <a:ext cx="5941060" cy="5721985"/>
+                    </a:xfrm>
+                    <a:prstGeom prst="rect">
+                      <a:avLst/>
+                    </a:prstGeom>
+                  </pic:spPr>
+                </pic:pic>
+              </a:graphicData>
+            </a:graphic>
+          </wp:inline>
+        </w:drawing>
+      </w:r>
+    </w:p>
+    <w:p>
+      <w:pPr>
+        <w:rPr>
+          <w:rFonts w:ascii="Times New Roman" w:eastAsia="Times New Roman" w:hAnsi="Times New Roman" w:cs="Times New Roman"/>
+          <w:sz w:val="28"/>
+          <w:szCs w:val="28"/>
+          <w:lang w:val="en-US"/>
+        </w:rPr>
+      </w:pPr>
+      <w:r>
+        <w:rPr>
+          <w:rFonts w:ascii="Times New Roman" w:eastAsia="Times New Roman" w:hAnsi="Times New Roman" w:cs="Times New Roman"/>
+          <w:sz w:val="28"/>
+          <w:szCs w:val="28"/>
+          <w:lang w:val="en-US"/>
+        </w:rPr>
+        <w:lastRenderedPageBreak/>
+        <w:drawing>
+          <wp:inline distT="0" distB="0" distL="0" distR="0" wp14:anchorId="481DEF1F" wp14:editId="28599AD4">
+            <wp:extent cx="4852658" cy="4685128"/>
+            <wp:effectExtent l="0" t="0" r="0" b="1270"/>
+            <wp:docPr id="1709586562" name="Рисунок 1" descr="Изображение выглядит как текст, снимок экрана, программное обеспечение&#10;&#10;Автоматически созданное описание"/>
+            <wp:cNvGraphicFramePr>
+              <a:graphicFrameLocks xmlns:a="http://schemas.openxmlformats.org/drawingml/2006/main" noChangeAspect="1"/>
+            </wp:cNvGraphicFramePr>
+            <a:graphic xmlns:a="http://schemas.openxmlformats.org/drawingml/2006/main">
+              <a:graphicData uri="http://schemas.openxmlformats.org/drawingml/2006/picture">
+                <pic:pic xmlns:pic="http://schemas.openxmlformats.org/drawingml/2006/picture">
+                  <pic:nvPicPr>
+                    <pic:cNvPr id="1709586562" name="Рисунок 1" descr="Изображение выглядит как текст, снимок экрана, программное обеспечение&#10;&#10;Автоматически созданное описание"/>
+                    <pic:cNvPicPr/>
+                  </pic:nvPicPr>
+                  <pic:blipFill>
+                    <a:blip r:embed="rId16"/>
+                    <a:stretch>
+                      <a:fillRect/>
+                    </a:stretch>
+                  </pic:blipFill>
+                  <pic:spPr>
+                    <a:xfrm>
+                      <a:off x="0" y="0"/>
+                      <a:ext cx="4874776" cy="4706482"/>
+                    </a:xfrm>
+                    <a:prstGeom prst="rect">
+                      <a:avLst/>
+                    </a:prstGeom>
+                  </pic:spPr>
+                </pic:pic>
+              </a:graphicData>
+            </a:graphic>
+          </wp:inline>
+        </w:drawing>
+      </w:r>
+    </w:p>
+    <w:p>
+      <w:pPr>
+        <w:rPr>
+          <w:rFonts w:ascii="Times New Roman" w:eastAsia="Times New Roman" w:hAnsi="Times New Roman" w:cs="Times New Roman"/>
+          <w:sz w:val="28"/>
+          <w:szCs w:val="28"/>
+          <w:lang w:val="en-US"/>
+        </w:rPr>
+      </w:pPr>
+      <w:r>
+        <w:rPr>
+          <w:rFonts w:ascii="Times New Roman" w:eastAsia="Times New Roman" w:hAnsi="Times New Roman" w:cs="Times New Roman"/>
+          <w:sz w:val="28"/>
+          <w:szCs w:val="28"/>
+          <w:lang w:val="en-US"/>
+        </w:rPr>
+        <w:drawing>
+          <wp:inline distT="0" distB="0" distL="0" distR="0" wp14:anchorId="1EFF8F8C" wp14:editId="2F0F959A">
+            <wp:extent cx="4725909" cy="4620339"/>
+            <wp:effectExtent l="0" t="0" r="0" b="2540"/>
+            <wp:docPr id="1837709715" name="Рисунок 1" descr="Изображение выглядит как текст, снимок экрана, Шрифт&#10;&#10;Автоматически созданное описание"/>
+            <wp:cNvGraphicFramePr>
+              <a:graphicFrameLocks xmlns:a="http://schemas.openxmlformats.org/drawingml/2006/main" noChangeAspect="1"/>
+            </wp:cNvGraphicFramePr>
+            <a:graphic xmlns:a="http://schemas.openxmlformats.org/drawingml/2006/main">
+              <a:graphicData uri="http://schemas.openxmlformats.org/drawingml/2006/picture">
+                <pic:pic xmlns:pic="http://schemas.openxmlformats.org/drawingml/2006/picture">
+                  <pic:nvPicPr>
+                    <pic:cNvPr id="1837709715" name="Рисунок 1" descr="Изображение выглядит как текст, снимок экрана, Шрифт&#10;&#10;Автоматически созданное описание"/>
+                    <pic:cNvPicPr/>
+                  </pic:nvPicPr>
+                  <pic:blipFill>
+                    <a:blip r:embed="rId17"/>
+                    <a:stretch>
+                      <a:fillRect/>
+                    </a:stretch>
+                  </pic:blipFill>
+                  <pic:spPr>
+                    <a:xfrm>
+                      <a:off x="0" y="0"/>
+                      <a:ext cx="4772453" cy="4665844"/>
+                    </a:xfrm>
+                    <a:prstGeom prst="rect">
+                      <a:avLst/>
+                    </a:prstGeom>
+                  </pic:spPr>
+                </pic:pic>
+              </a:graphicData>
+            </a:graphic>
+          </wp:inline>
+        </w:drawing>
+      </w:r>
     </w:p>
     <w:sectPr>
-      <w:headerReference w:type="even" r:id="rId7"/>
-      <w:headerReference w:type="default" r:id="rId8"/>
-      <w:footerReference w:type="even" r:id="rId9"/>
-      <w:footerReference w:type="default" r:id="rId10"/>
-      <w:headerReference w:type="first" r:id="rId11"/>
-      <w:footerReference w:type="first" r:id="rId12"/>
+      <w:headerReference w:type="even" r:id="rId18"/>
+      <w:headerReference w:type="default" r:id="rId19"/>
+      <w:footerReference w:type="even" r:id="rId20"/>
+      <w:footerReference w:type="default" r:id="rId21"/>
+      <w:headerReference w:type="first" r:id="rId22"/>
+      <w:footerReference w:type="first" r:id="rId23"/>
       <w:pgSz w:w="11906" w:h="16838"/>
       <w:pgMar w:top="1133" w:right="850" w:bottom="850" w:left="1700" w:header="720" w:footer="720" w:gutter="0"/>
       <w:pgNumType w:start="1"/>
@@ -989,6 +1624,7 @@
   <w:style w:type="character" w:default="1" w:styleId="a0">
     <w:name w:val="Default Paragraph Font"/>
     <w:uiPriority w:val="1"/>
+    <w:semiHidden/>
     <w:unhideWhenUsed/>
   </w:style>
   <w:style w:type="table" w:default="1" w:styleId="a1">
